--- a/documents/business-case.docx
+++ b/documents/business-case.docx
@@ -262,6 +262,28 @@
         <w:rPr>
           <w:sz w:val="21"/>
         </w:rPr>
+        <w:t>Oslo kommune ønsker å tydeliggjøre arrangementets sosiale profil. Business case-et inkluderer derfor en egen inkluderingsaktivitet i Tryvann i arrangementshelgen, der gratis alpintutstyr og heiskort stilles til rådighet for byens befolkning. Aktiviteten legges til en annen og snillere del av Skimore Oslo-anlegget enn World Cup-arenaen, slik at nye brukere kan prøve alpint i tryggere rammer.</w:t>
+      </w:r>
+    </w:p>
+    <w:p>
+      <w:pPr>
+        <w:spacing w:after="120" w:line="276" w:lineRule="auto"/>
+      </w:pPr>
+      <w:r>
+        <w:rPr>
+          <w:sz w:val="21"/>
+        </w:rPr>
+        <w:t>Business case-et synliggjør også negative gevinster og ulemper som må styres aktivt, særlig støy, trafikk, lokal belastning og mulig press på anlegg og kollektiv-/transportløsninger i arrangementshelgen.</w:t>
+      </w:r>
+    </w:p>
+    <w:p>
+      <w:pPr>
+        <w:spacing w:after="120" w:line="276" w:lineRule="auto"/>
+      </w:pPr>
+      <w:r>
+        <w:rPr>
+          <w:sz w:val="21"/>
+        </w:rPr>
         <w:t>Business case-et anbefaler at prosjektet videreføres til neste planleggingsfase, forutsatt at kritiske forutsetninger for FIS-godkjenning, arena, finansiering, operativ kapasitet og bærekraft bekreftes.</w:t>
       </w:r>
     </w:p>
@@ -401,6 +423,38 @@
                 <w:color w:val="1F2937"/>
                 <w:sz w:val="18"/>
               </w:rPr>
+              <w:t>Sosial inkluderingsaktivitet</w:t>
+            </w:r>
+          </w:p>
+        </w:tc>
+        <w:tc>
+          <w:tcPr/>
+          <w:p>
+            <w:pPr>
+              <w:spacing w:after="0"/>
+            </w:pPr>
+            <w:r>
+              <w:rPr>
+                <w:color w:val="1F2937"/>
+                <w:sz w:val="18"/>
+              </w:rPr>
+              <w:t>Avtale om gratis utstyr, heiskort, bemanning, sikkerhet og kapasitet i Tryvann i arrangementshelgen</w:t>
+            </w:r>
+          </w:p>
+        </w:tc>
+      </w:tr>
+      <w:tr>
+        <w:tc>
+          <w:tcPr/>
+          <w:p>
+            <w:pPr>
+              <w:spacing w:after="0"/>
+            </w:pPr>
+            <w:r>
+              <w:rPr>
+                <w:color w:val="1F2937"/>
+                <w:sz w:val="18"/>
+              </w:rPr>
               <w:t>Finansiering</w:t>
             </w:r>
           </w:p>
@@ -416,7 +470,7 @@
                 <w:color w:val="1F2937"/>
                 <w:sz w:val="18"/>
               </w:rPr>
-              <w:t>Sponsorinntekter, offentlige bidrag, billettinntekter og egenfinansiering</w:t>
+              <w:t>Sponsorinntekter, offentlige bidrag, billettinntekter, sosial inkluderingsfinansiering og egenfinansiering</w:t>
             </w:r>
           </w:p>
         </w:tc>
@@ -480,7 +534,7 @@
                 <w:color w:val="1F2937"/>
                 <w:sz w:val="18"/>
               </w:rPr>
-              <w:t>Transport, avfall, energi, innkjøp og lokal verdiskaping</w:t>
+              <w:t>Transport, avfall, energi, innkjøp, sosial inkludering og lokal verdiskaping</w:t>
             </w:r>
           </w:p>
         </w:tc>
@@ -658,6 +712,38 @@
                 <w:color w:val="1F2937"/>
                 <w:sz w:val="18"/>
               </w:rPr>
+              <w:t>Sosial inkludering</w:t>
+            </w:r>
+          </w:p>
+        </w:tc>
+        <w:tc>
+          <w:tcPr/>
+          <w:p>
+            <w:pPr>
+              <w:spacing w:after="0"/>
+            </w:pPr>
+            <w:r>
+              <w:rPr>
+                <w:color w:val="1F2937"/>
+                <w:sz w:val="18"/>
+              </w:rPr>
+              <w:t>Senke terskelen for deltakelse ved å tilby gratis utstyr og heiskort i Tryvann for byens befolkning i arrangementshelgen</w:t>
+            </w:r>
+          </w:p>
+        </w:tc>
+      </w:tr>
+      <w:tr>
+        <w:tc>
+          <w:tcPr/>
+          <w:p>
+            <w:pPr>
+              <w:spacing w:after="0"/>
+            </w:pPr>
+            <w:r>
+              <w:rPr>
+                <w:color w:val="1F2937"/>
+                <w:sz w:val="18"/>
+              </w:rPr>
               <w:t>Kommersiell verdi</w:t>
             </w:r>
           </w:p>
@@ -737,7 +823,7 @@
                 <w:color w:val="1F2937"/>
                 <w:sz w:val="18"/>
               </w:rPr>
-              <w:t>Profilere Oslo og Wyllerløypa som attraktiv vinterarena</w:t>
+              <w:t>Profilere Oslo og Wyllerløypa som attraktiv vinterarena med tydelig sosial profil</w:t>
             </w:r>
           </w:p>
         </w:tc>
@@ -904,6 +990,38 @@
                 <w:color w:val="1F2937"/>
                 <w:sz w:val="18"/>
               </w:rPr>
+              <w:t>Tilgjengeliggjøre alpint</w:t>
+            </w:r>
+          </w:p>
+        </w:tc>
+        <w:tc>
+          <w:tcPr/>
+          <w:p>
+            <w:pPr>
+              <w:spacing w:after="0"/>
+            </w:pPr>
+            <w:r>
+              <w:rPr>
+                <w:color w:val="1F2937"/>
+                <w:sz w:val="18"/>
+              </w:rPr>
+              <w:t>Gratis utstyr og heiskort i Tryvann gir flere innbyggere mulighet til å prøve alpint uavhengig av økonomiske barrierer</w:t>
+            </w:r>
+          </w:p>
+        </w:tc>
+      </w:tr>
+      <w:tr>
+        <w:tc>
+          <w:tcPr/>
+          <w:p>
+            <w:pPr>
+              <w:spacing w:after="0"/>
+            </w:pPr>
+            <w:r>
+              <w:rPr>
+                <w:color w:val="1F2937"/>
+                <w:sz w:val="18"/>
+              </w:rPr>
               <w:t>Utvikle Oslo som vinterby</w:t>
             </w:r>
           </w:p>
@@ -951,7 +1069,7 @@
                 <w:color w:val="1F2937"/>
                 <w:sz w:val="18"/>
               </w:rPr>
-              <w:t>Kollektivtransport, avfallsstyring og ansvarlige innkjøp</w:t>
+              <w:t>Kollektivtransport, avfallsstyring, ansvarlige innkjøp og sosial inkludering</w:t>
             </w:r>
           </w:p>
         </w:tc>
@@ -983,7 +1101,7 @@
                 <w:color w:val="1F2937"/>
                 <w:sz w:val="18"/>
               </w:rPr>
-              <w:t>Sponsorflater, TV-produkt, hospitality og merkevarebygging</w:t>
+              <w:t>Sponsorflater, TV-produkt, hospitality og merkevarebygging med tydelig samfunnsprofil</w:t>
             </w:r>
           </w:p>
         </w:tc>
@@ -1772,6 +1890,68 @@
                 <w:color w:val="1F2937"/>
                 <w:sz w:val="18"/>
               </w:rPr>
+              <w:t>Tilgjengeliggjøring av alpint</w:t>
+            </w:r>
+          </w:p>
+        </w:tc>
+        <w:tc>
+          <w:tcPr/>
+          <w:p>
+            <w:pPr>
+              <w:spacing w:after="0"/>
+            </w:pPr>
+            <w:r>
+              <w:rPr>
+                <w:color w:val="1F2937"/>
+                <w:sz w:val="18"/>
+              </w:rPr>
+              <w:t>Antall deltakere i Tryvann-aktivitet, utlån av utstyr, gratis heiskort brukt, deltakertilfredshet</w:t>
+            </w:r>
+          </w:p>
+        </w:tc>
+        <w:tc>
+          <w:tcPr/>
+          <w:p>
+            <w:pPr>
+              <w:spacing w:after="0"/>
+            </w:pPr>
+            <w:r>
+              <w:rPr>
+                <w:color w:val="1F2937"/>
+                <w:sz w:val="18"/>
+              </w:rPr>
+              <w:t>Måltall settes etter kapasitets- og sikkerhetsvurdering</w:t>
+            </w:r>
+          </w:p>
+        </w:tc>
+        <w:tc>
+          <w:tcPr/>
+          <w:p>
+            <w:pPr>
+              <w:spacing w:after="0"/>
+            </w:pPr>
+            <w:r>
+              <w:rPr>
+                <w:color w:val="1F2937"/>
+                <w:sz w:val="18"/>
+              </w:rPr>
+              <w:t>Oslo kommune / Skimore / sosial aktivitetsleder</w:t>
+            </w:r>
+          </w:p>
+        </w:tc>
+      </w:tr>
+      <w:tr>
+        <w:tc>
+          <w:tcPr/>
+          <w:p>
+            <w:pPr>
+              <w:spacing w:after="0"/>
+            </w:pPr>
+            <w:r>
+              <w:rPr>
+                <w:color w:val="1F2937"/>
+                <w:sz w:val="18"/>
+              </w:rPr>
               <w:t>Lokal rekruttering</w:t>
             </w:r>
           </w:p>
@@ -2004,6 +2184,451 @@
                 <w:sz w:val="18"/>
               </w:rPr>
               <w:t>Bærekraftsansvarlig</w:t>
+            </w:r>
+          </w:p>
+        </w:tc>
+      </w:tr>
+    </w:tbl>
+    <w:p>
+      <w:pPr>
+        <w:spacing w:after="120" w:line="276" w:lineRule="auto"/>
+      </w:pPr>
+      <w:r>
+        <w:rPr>
+          <w:sz w:val="21"/>
+        </w:rPr>
+        <w:t/>
+      </w:r>
+    </w:p>
+    <w:p>
+      <w:pPr>
+        <w:spacing w:before="280" w:after="100"/>
+        <w:keepNext/>
+      </w:pPr>
+      <w:r>
+        <w:rPr>
+          <w:b/>
+          <w:color w:val="12355B"/>
+          <w:sz w:val="26"/>
+        </w:rPr>
+        <w:t>Negative gevinster og ulemper</w:t>
+      </w:r>
+    </w:p>
+    <w:p>
+      <w:pPr>
+        <w:spacing w:after="120" w:line="276" w:lineRule="auto"/>
+      </w:pPr>
+      <w:r>
+        <w:rPr>
+          <w:sz w:val="21"/>
+        </w:rPr>
+        <w:t>PRINCE2-business case bør også synliggjøre negative gevinster eller uønskede effekter. Disse skal ikke bare behandles som risiko, men følges opp med eiere, tiltak og akseptkriterier.</w:t>
+      </w:r>
+    </w:p>
+    <w:tbl>
+      <w:tblPr>
+        <w:tblW w:w="0" w:type="auto"/>
+        <w:tblBorders>
+          <w:top w:val="single" w:sz="6" w:color="CBD5E1"/>
+          <w:left w:val="single" w:sz="6" w:color="CBD5E1"/>
+          <w:bottom w:val="single" w:sz="6" w:color="CBD5E1"/>
+          <w:right w:val="single" w:sz="6" w:color="CBD5E1"/>
+          <w:insideH w:val="single" w:sz="6" w:color="CBD5E1"/>
+          <w:insideV w:val="single" w:sz="6" w:color="CBD5E1"/>
+        </w:tblBorders>
+        <w:tblCellMar>
+          <w:top w:w="90" w:type="dxa"/>
+          <w:left w:w="90" w:type="dxa"/>
+          <w:bottom w:w="90" w:type="dxa"/>
+          <w:right w:w="90" w:type="dxa"/>
+        </w:tblCellMar>
+      </w:tblPr>
+      <w:tblGrid>
+        <w:gridCol w:w="2200"/>
+        <w:gridCol w:w="2200"/>
+        <w:gridCol w:w="2200"/>
+        <w:gridCol w:w="2200"/>
+      </w:tblGrid>
+      <w:tr>
+        <w:tc>
+          <w:tcPr>
+            <w:shd w:fill="12355B"/>
+          </w:tcPr>
+          <w:p>
+            <w:pPr>
+              <w:spacing w:after="0"/>
+            </w:pPr>
+            <w:r>
+              <w:rPr>
+                <w:b/>
+                <w:color w:val="FFFFFF"/>
+                <w:sz w:val="18"/>
+              </w:rPr>
+              <w:t>Negativ gevinst / ulempe</w:t>
+            </w:r>
+          </w:p>
+        </w:tc>
+        <w:tc>
+          <w:tcPr>
+            <w:shd w:fill="12355B"/>
+          </w:tcPr>
+          <w:p>
+            <w:pPr>
+              <w:spacing w:after="0"/>
+            </w:pPr>
+            <w:r>
+              <w:rPr>
+                <w:b/>
+                <w:color w:val="FFFFFF"/>
+                <w:sz w:val="18"/>
+              </w:rPr>
+              <w:t>Mulig konsekvens</w:t>
+            </w:r>
+          </w:p>
+        </w:tc>
+        <w:tc>
+          <w:tcPr>
+            <w:shd w:fill="12355B"/>
+          </w:tcPr>
+          <w:p>
+            <w:pPr>
+              <w:spacing w:after="0"/>
+            </w:pPr>
+            <w:r>
+              <w:rPr>
+                <w:b/>
+                <w:color w:val="FFFFFF"/>
+                <w:sz w:val="18"/>
+              </w:rPr>
+              <w:t>Tiltak / styring</w:t>
+            </w:r>
+          </w:p>
+        </w:tc>
+        <w:tc>
+          <w:tcPr>
+            <w:shd w:fill="12355B"/>
+          </w:tcPr>
+          <w:p>
+            <w:pPr>
+              <w:spacing w:after="0"/>
+            </w:pPr>
+            <w:r>
+              <w:rPr>
+                <w:b/>
+                <w:color w:val="FFFFFF"/>
+                <w:sz w:val="18"/>
+              </w:rPr>
+              <w:t>Eier</w:t>
+            </w:r>
+          </w:p>
+        </w:tc>
+      </w:tr>
+      <w:tr>
+        <w:tc>
+          <w:tcPr/>
+          <w:p>
+            <w:pPr>
+              <w:spacing w:after="0"/>
+            </w:pPr>
+            <w:r>
+              <w:rPr>
+                <w:color w:val="1F2937"/>
+                <w:sz w:val="18"/>
+              </w:rPr>
+              <w:t>Støy i arrangementshelgen</w:t>
+            </w:r>
+          </w:p>
+        </w:tc>
+        <w:tc>
+          <w:tcPr/>
+          <w:p>
+            <w:pPr>
+              <w:spacing w:after="0"/>
+            </w:pPr>
+            <w:r>
+              <w:rPr>
+                <w:color w:val="1F2937"/>
+                <w:sz w:val="18"/>
+              </w:rPr>
+              <w:t>Belastning for naboer, lokalmiljø og brukere av marka/anlegget</w:t>
+            </w:r>
+          </w:p>
+        </w:tc>
+        <w:tc>
+          <w:tcPr/>
+          <w:p>
+            <w:pPr>
+              <w:spacing w:after="0"/>
+            </w:pPr>
+            <w:r>
+              <w:rPr>
+                <w:color w:val="1F2937"/>
+                <w:sz w:val="18"/>
+              </w:rPr>
+              <w:t>Naboinformasjon, tidsvinduer, lydgrenser, kontaktpunkt og avvikslogg</w:t>
+            </w:r>
+          </w:p>
+        </w:tc>
+        <w:tc>
+          <w:tcPr/>
+          <w:p>
+            <w:pPr>
+              <w:spacing w:after="0"/>
+            </w:pPr>
+            <w:r>
+              <w:rPr>
+                <w:color w:val="1F2937"/>
+                <w:sz w:val="18"/>
+              </w:rPr>
+              <w:t>Kommunikasjon / arena</w:t>
+            </w:r>
+          </w:p>
+        </w:tc>
+      </w:tr>
+      <w:tr>
+        <w:tc>
+          <w:tcPr/>
+          <w:p>
+            <w:pPr>
+              <w:spacing w:after="0"/>
+            </w:pPr>
+            <w:r>
+              <w:rPr>
+                <w:color w:val="1F2937"/>
+                <w:sz w:val="18"/>
+              </w:rPr>
+              <w:t>Trafikk og kø</w:t>
+            </w:r>
+          </w:p>
+        </w:tc>
+        <w:tc>
+          <w:tcPr/>
+          <w:p>
+            <w:pPr>
+              <w:spacing w:after="0"/>
+            </w:pPr>
+            <w:r>
+              <w:rPr>
+                <w:color w:val="1F2937"/>
+                <w:sz w:val="18"/>
+              </w:rPr>
+              <w:t>Forsinkelser, lokal frustrasjon, økte utslipp og redusert publikumsopplevelse</w:t>
+            </w:r>
+          </w:p>
+        </w:tc>
+        <w:tc>
+          <w:tcPr/>
+          <w:p>
+            <w:pPr>
+              <w:spacing w:after="0"/>
+            </w:pPr>
+            <w:r>
+              <w:rPr>
+                <w:color w:val="1F2937"/>
+                <w:sz w:val="18"/>
+              </w:rPr>
+              <w:t>Kollektiv-/shuttleprioritering, trafikkplan, begrenset privatbil, tydelig publikumsinfo</w:t>
+            </w:r>
+          </w:p>
+        </w:tc>
+        <w:tc>
+          <w:tcPr/>
+          <w:p>
+            <w:pPr>
+              <w:spacing w:after="0"/>
+            </w:pPr>
+            <w:r>
+              <w:rPr>
+                <w:color w:val="1F2937"/>
+                <w:sz w:val="18"/>
+              </w:rPr>
+              <w:t>Publikum / transport</w:t>
+            </w:r>
+          </w:p>
+        </w:tc>
+      </w:tr>
+      <w:tr>
+        <w:tc>
+          <w:tcPr/>
+          <w:p>
+            <w:pPr>
+              <w:spacing w:after="0"/>
+            </w:pPr>
+            <w:r>
+              <w:rPr>
+                <w:color w:val="1F2937"/>
+                <w:sz w:val="18"/>
+              </w:rPr>
+              <w:t>Press på Skimore Oslo-anlegget</w:t>
+            </w:r>
+          </w:p>
+        </w:tc>
+        <w:tc>
+          <w:tcPr/>
+          <w:p>
+            <w:pPr>
+              <w:spacing w:after="0"/>
+            </w:pPr>
+            <w:r>
+              <w:rPr>
+                <w:color w:val="1F2937"/>
+                <w:sz w:val="18"/>
+              </w:rPr>
+              <w:t>Kapasitetskonflikt mellom World Cup, ordinære brukere og Tryvann-aktiviteten</w:t>
+            </w:r>
+          </w:p>
+        </w:tc>
+        <w:tc>
+          <w:tcPr/>
+          <w:p>
+            <w:pPr>
+              <w:spacing w:after="0"/>
+            </w:pPr>
+            <w:r>
+              <w:rPr>
+                <w:color w:val="1F2937"/>
+                <w:sz w:val="18"/>
+              </w:rPr>
+              <w:t>Separat kapasitetsplan for Wyller og Tryvann, bemanning, sonedeling og sanntidsstyring</w:t>
+            </w:r>
+          </w:p>
+        </w:tc>
+        <w:tc>
+          <w:tcPr/>
+          <w:p>
+            <w:pPr>
+              <w:spacing w:after="0"/>
+            </w:pPr>
+            <w:r>
+              <w:rPr>
+                <w:color w:val="1F2937"/>
+                <w:sz w:val="18"/>
+              </w:rPr>
+              <w:t>Arena / Skimore</w:t>
+            </w:r>
+          </w:p>
+        </w:tc>
+      </w:tr>
+      <w:tr>
+        <w:tc>
+          <w:tcPr/>
+          <w:p>
+            <w:pPr>
+              <w:spacing w:after="0"/>
+            </w:pPr>
+            <w:r>
+              <w:rPr>
+                <w:color w:val="1F2937"/>
+                <w:sz w:val="18"/>
+              </w:rPr>
+              <w:t>Sikkerhets- og bemanningspress i Tryvann-aktiviteten</w:t>
+            </w:r>
+          </w:p>
+        </w:tc>
+        <w:tc>
+          <w:tcPr/>
+          <w:p>
+            <w:pPr>
+              <w:spacing w:after="0"/>
+            </w:pPr>
+            <w:r>
+              <w:rPr>
+                <w:color w:val="1F2937"/>
+                <w:sz w:val="18"/>
+              </w:rPr>
+              <w:t>Nye brukere og gratis aktivitet kan gi større behov for instruksjon, utstyrskontroll og vertskap</w:t>
+            </w:r>
+          </w:p>
+        </w:tc>
+        <w:tc>
+          <w:tcPr/>
+          <w:p>
+            <w:pPr>
+              <w:spacing w:after="0"/>
+            </w:pPr>
+            <w:r>
+              <w:rPr>
+                <w:color w:val="1F2937"/>
+                <w:sz w:val="18"/>
+              </w:rPr>
+              <w:t>Eget sikkerhetsopplegg, utlånslogistikk, vertskap, instruktører og tydelige ferdighetsområder</w:t>
+            </w:r>
+          </w:p>
+        </w:tc>
+        <w:tc>
+          <w:tcPr/>
+          <w:p>
+            <w:pPr>
+              <w:spacing w:after="0"/>
+            </w:pPr>
+            <w:r>
+              <w:rPr>
+                <w:color w:val="1F2937"/>
+                <w:sz w:val="18"/>
+              </w:rPr>
+              <w:t>Sosial aktivitetsleder / Skimore</w:t>
+            </w:r>
+          </w:p>
+        </w:tc>
+      </w:tr>
+      <w:tr>
+        <w:tc>
+          <w:tcPr/>
+          <w:p>
+            <w:pPr>
+              <w:spacing w:after="0"/>
+            </w:pPr>
+            <w:r>
+              <w:rPr>
+                <w:color w:val="1F2937"/>
+                <w:sz w:val="18"/>
+              </w:rPr>
+              <w:t>Omdømmerisiko ved utilstrekkelig sosial aktivitet</w:t>
+            </w:r>
+          </w:p>
+        </w:tc>
+        <w:tc>
+          <w:tcPr/>
+          <w:p>
+            <w:pPr>
+              <w:spacing w:after="0"/>
+            </w:pPr>
+            <w:r>
+              <w:rPr>
+                <w:color w:val="1F2937"/>
+                <w:sz w:val="18"/>
+              </w:rPr>
+              <w:t>Kritikk dersom tilbudet oppleves utilgjengelig, dårlig informert eller for lavt dimensjonert</w:t>
+            </w:r>
+          </w:p>
+        </w:tc>
+        <w:tc>
+          <w:tcPr/>
+          <w:p>
+            <w:pPr>
+              <w:spacing w:after="0"/>
+            </w:pPr>
+            <w:r>
+              <w:rPr>
+                <w:color w:val="1F2937"/>
+                <w:sz w:val="18"/>
+              </w:rPr>
+              <w:t>Tydelige kriterier, forhåndsinformasjon, enkel påmelding/drop-in-modell og etterrapportering</w:t>
+            </w:r>
+          </w:p>
+        </w:tc>
+        <w:tc>
+          <w:tcPr/>
+          <w:p>
+            <w:pPr>
+              <w:spacing w:after="0"/>
+            </w:pPr>
+            <w:r>
+              <w:rPr>
+                <w:color w:val="1F2937"/>
+                <w:sz w:val="18"/>
+              </w:rPr>
+              <w:t>Oslo kommune / kommunikasjon</w:t>
             </w:r>
           </w:p>
         </w:tc>
@@ -2371,6 +2996,53 @@
                 <w:color w:val="1F2937"/>
                 <w:sz w:val="18"/>
               </w:rPr>
+              <w:t>Sosial inkluderingsaktivitet i Tryvann</w:t>
+            </w:r>
+          </w:p>
+        </w:tc>
+        <w:tc>
+          <w:tcPr/>
+          <w:p>
+            <w:pPr>
+              <w:spacing w:after="0"/>
+            </w:pPr>
+            <w:r>
+              <w:rPr>
+                <w:color w:val="1F2937"/>
+                <w:sz w:val="18"/>
+              </w:rPr>
+              <w:t>Gratis utlån av alpintutstyr, gratis heiskort, bemanning, vertskap, instruksjon, sikkerhet, informasjon og måling</w:t>
+            </w:r>
+          </w:p>
+        </w:tc>
+        <w:tc>
+          <w:tcPr/>
+          <w:p>
+            <w:pPr>
+              <w:spacing w:after="0"/>
+            </w:pPr>
+            <w:r>
+              <w:rPr>
+                <w:color w:val="1F2937"/>
+                <w:sz w:val="18"/>
+              </w:rPr>
+              <w:t>Må finansieres og dimensjoneres særskilt fra World Cup-arenaen</w:t>
+            </w:r>
+          </w:p>
+        </w:tc>
+      </w:tr>
+      <w:tr>
+        <w:tc>
+          <w:tcPr/>
+          <w:p>
+            <w:pPr>
+              <w:spacing w:after="0"/>
+            </w:pPr>
+            <w:r>
+              <w:rPr>
+                <w:color w:val="1F2937"/>
+                <w:sz w:val="18"/>
+              </w:rPr>
               <w:t>Frivillige</w:t>
             </w:r>
           </w:p>
@@ -2448,7 +3120,7 @@
                 <w:color w:val="1F2937"/>
                 <w:sz w:val="18"/>
               </w:rPr>
-              <w:t>Driver inntekter</w:t>
+              <w:t>Driver inntekter og sosial profil</w:t>
             </w:r>
           </w:p>
         </w:tc>
@@ -2527,7 +3199,7 @@
                 <w:color w:val="1F2937"/>
                 <w:sz w:val="18"/>
               </w:rPr>
-              <w:t>Avfall, måling, miljøtiltak, rapportering</w:t>
+              <w:t>Avfall, måling, miljøtiltak, sosial inkludering, rapportering</w:t>
             </w:r>
           </w:p>
         </w:tc>
@@ -2574,7 +3246,7 @@
                 <w:color w:val="1F2937"/>
                 <w:sz w:val="18"/>
               </w:rPr>
-              <w:t>Vær, prisvekst, ekstra sikring, endringer</w:t>
+              <w:t>Vær, prisvekst, ekstra sikring, endringer, kapasitetsbehov i Tryvann</w:t>
             </w:r>
           </w:p>
         </w:tc>
@@ -3778,6 +4450,83 @@
                 <w:color w:val="1F2937"/>
                 <w:sz w:val="18"/>
               </w:rPr>
+              <w:t>Tryvann-aktiviteten blir underdimensjonert</w:t>
+            </w:r>
+          </w:p>
+        </w:tc>
+        <w:tc>
+          <w:tcPr/>
+          <w:p>
+            <w:pPr>
+              <w:spacing w:after="0"/>
+            </w:pPr>
+            <w:r>
+              <w:rPr>
+                <w:color w:val="1F2937"/>
+                <w:sz w:val="18"/>
+              </w:rPr>
+              <w:t>Sosial profil svekkes, kø, misnøye eller sikkerhetsutfordringer</w:t>
+            </w:r>
+          </w:p>
+        </w:tc>
+        <w:tc>
+          <w:tcPr/>
+          <w:p>
+            <w:pPr>
+              <w:spacing w:after="0"/>
+            </w:pPr>
+            <w:r>
+              <w:rPr>
+                <w:color w:val="1F2937"/>
+                <w:sz w:val="18"/>
+              </w:rPr>
+              <w:t>Middels</w:t>
+            </w:r>
+          </w:p>
+        </w:tc>
+        <w:tc>
+          <w:tcPr/>
+          <w:p>
+            <w:pPr>
+              <w:spacing w:after="0"/>
+            </w:pPr>
+            <w:r>
+              <w:rPr>
+                <w:color w:val="1F2937"/>
+                <w:sz w:val="18"/>
+              </w:rPr>
+              <w:t>Kapasitetsplan, forhåndsinformasjon, bemanning, utstyrspool og sikkerhetsopplegg</w:t>
+            </w:r>
+          </w:p>
+        </w:tc>
+        <w:tc>
+          <w:tcPr/>
+          <w:p>
+            <w:pPr>
+              <w:spacing w:after="0"/>
+            </w:pPr>
+            <w:r>
+              <w:rPr>
+                <w:color w:val="1F2937"/>
+                <w:sz w:val="18"/>
+              </w:rPr>
+              <w:t>Sosial aktivitetsleder / Skimore</w:t>
+            </w:r>
+          </w:p>
+        </w:tc>
+      </w:tr>
+      <w:tr>
+        <w:tc>
+          <w:tcPr/>
+          <w:p>
+            <w:pPr>
+              <w:spacing w:after="0"/>
+            </w:pPr>
+            <w:r>
+              <w:rPr>
+                <w:color w:val="1F2937"/>
+                <w:sz w:val="18"/>
+              </w:rPr>
               <w:t>HMS-hendelse</w:t>
             </w:r>
           </w:p>
@@ -3855,22 +4604,22 @@
                 <w:color w:val="1F2937"/>
                 <w:sz w:val="18"/>
               </w:rPr>
-              <w:t>Transportkaos</w:t>
-            </w:r>
-          </w:p>
-        </w:tc>
-        <w:tc>
-          <w:tcPr/>
-          <w:p>
-            <w:pPr>
-              <w:spacing w:after="0"/>
-            </w:pPr>
-            <w:r>
-              <w:rPr>
-                <w:color w:val="1F2937"/>
-                <w:sz w:val="18"/>
-              </w:rPr>
-              <w:t>Dårlig publikumsopplevelse</w:t>
+              <w:t>Transportkaos og lokal trafikkbelastning</w:t>
+            </w:r>
+          </w:p>
+        </w:tc>
+        <w:tc>
+          <w:tcPr/>
+          <w:p>
+            <w:pPr>
+              <w:spacing w:after="0"/>
+            </w:pPr>
+            <w:r>
+              <w:rPr>
+                <w:color w:val="1F2937"/>
+                <w:sz w:val="18"/>
+              </w:rPr>
+              <w:t>Dårlig publikumsopplevelse, naboklager, forsinkelser og økte utslipp</w:t>
             </w:r>
           </w:p>
         </w:tc>
@@ -3900,22 +4649,99 @@
                 <w:color w:val="1F2937"/>
                 <w:sz w:val="18"/>
               </w:rPr>
-              <w:t>Kollektiv-/shuttleplan, trafikkstyring</w:t>
-            </w:r>
-          </w:p>
-        </w:tc>
-        <w:tc>
-          <w:tcPr/>
-          <w:p>
-            <w:pPr>
-              <w:spacing w:after="0"/>
-            </w:pPr>
-            <w:r>
-              <w:rPr>
-                <w:color w:val="1F2937"/>
-                <w:sz w:val="18"/>
-              </w:rPr>
-              <w:t>Drift</w:t>
+              <w:t>Kollektiv-/shuttleplan, trafikkstyring, begrenset privatbil og tydelig publikumsinformasjon</w:t>
+            </w:r>
+          </w:p>
+        </w:tc>
+        <w:tc>
+          <w:tcPr/>
+          <w:p>
+            <w:pPr>
+              <w:spacing w:after="0"/>
+            </w:pPr>
+            <w:r>
+              <w:rPr>
+                <w:color w:val="1F2937"/>
+                <w:sz w:val="18"/>
+              </w:rPr>
+              <w:t>Drift / transport</w:t>
+            </w:r>
+          </w:p>
+        </w:tc>
+      </w:tr>
+      <w:tr>
+        <w:tc>
+          <w:tcPr/>
+          <w:p>
+            <w:pPr>
+              <w:spacing w:after="0"/>
+            </w:pPr>
+            <w:r>
+              <w:rPr>
+                <w:color w:val="1F2937"/>
+                <w:sz w:val="18"/>
+              </w:rPr>
+              <w:t>Støybelastning i arrangementshelgen</w:t>
+            </w:r>
+          </w:p>
+        </w:tc>
+        <w:tc>
+          <w:tcPr/>
+          <w:p>
+            <w:pPr>
+              <w:spacing w:after="0"/>
+            </w:pPr>
+            <w:r>
+              <w:rPr>
+                <w:color w:val="1F2937"/>
+                <w:sz w:val="18"/>
+              </w:rPr>
+              <w:t>Naboklager og omdømmerisiko</w:t>
+            </w:r>
+          </w:p>
+        </w:tc>
+        <w:tc>
+          <w:tcPr/>
+          <w:p>
+            <w:pPr>
+              <w:spacing w:after="0"/>
+            </w:pPr>
+            <w:r>
+              <w:rPr>
+                <w:color w:val="1F2937"/>
+                <w:sz w:val="18"/>
+              </w:rPr>
+              <w:t>Middels</w:t>
+            </w:r>
+          </w:p>
+        </w:tc>
+        <w:tc>
+          <w:tcPr/>
+          <w:p>
+            <w:pPr>
+              <w:spacing w:after="0"/>
+            </w:pPr>
+            <w:r>
+              <w:rPr>
+                <w:color w:val="1F2937"/>
+                <w:sz w:val="18"/>
+              </w:rPr>
+              <w:t>Tidsvinduer, lydgrenser, naboinformasjon og kontaktpunkt for avvik</w:t>
+            </w:r>
+          </w:p>
+        </w:tc>
+        <w:tc>
+          <w:tcPr/>
+          <w:p>
+            <w:pPr>
+              <w:spacing w:after="0"/>
+            </w:pPr>
+            <w:r>
+              <w:rPr>
+                <w:color w:val="1F2937"/>
+                <w:sz w:val="18"/>
+              </w:rPr>
+              <w:t>Kommunikasjon / arena</w:t>
             </w:r>
           </w:p>
         </w:tc>
@@ -4108,7 +4934,7 @@
         <w:rPr>
           <w:sz w:val="21"/>
         </w:rPr>
-        <w:t>PRINCE2 7 har bærekraft som et eksplisitt ytelsesområde. For Wyller bør bærekraft inn i business case-et, ikke bare som kommunikasjonsprofil.</w:t>
+        <w:t>PRINCE2 7 har bærekraft som et eksplisitt ytelsesområde. For Wyller bør bærekraft inn i business case-et, ikke bare som kommunikasjonsprofil. For dette prosjektet omfatter bærekraft også sosial bærekraft: tilgang til alpint for flere av byens innbyggere gjennom gratis utstyr og heiskort i Tryvann i arrangementshelgen.</w:t>
       </w:r>
     </w:p>
     <w:tbl>
@@ -4405,22 +5231,69 @@
                 <w:color w:val="1F2937"/>
                 <w:sz w:val="18"/>
               </w:rPr>
-              <w:t>Tilgjengelighet, frivilligpleie, lokalt idrettssamarbeid</w:t>
-            </w:r>
-          </w:p>
-        </w:tc>
-        <w:tc>
-          <w:tcPr/>
-          <w:p>
-            <w:pPr>
-              <w:spacing w:after="0"/>
-            </w:pPr>
-            <w:r>
-              <w:rPr>
-                <w:color w:val="1F2937"/>
-                <w:sz w:val="18"/>
-              </w:rPr>
-              <w:t>Tilfredshet og deltakelse</w:t>
+              <w:t>Gratis alpintutstyr og heiskort i Tryvann, frivilligpleie, lokalt idrettssamarbeid og tilgjengelig publikumsinformasjon</w:t>
+            </w:r>
+          </w:p>
+        </w:tc>
+        <w:tc>
+          <w:tcPr/>
+          <w:p>
+            <w:pPr>
+              <w:spacing w:after="0"/>
+            </w:pPr>
+            <w:r>
+              <w:rPr>
+                <w:color w:val="1F2937"/>
+                <w:sz w:val="18"/>
+              </w:rPr>
+              <w:t>Antall deltakere, utlån, gratis heiskort brukt, tilfredshet og deltakerdemografi der lovlig/relevant</w:t>
+            </w:r>
+          </w:p>
+        </w:tc>
+      </w:tr>
+      <w:tr>
+        <w:tc>
+          <w:tcPr/>
+          <w:p>
+            <w:pPr>
+              <w:spacing w:after="0"/>
+            </w:pPr>
+            <w:r>
+              <w:rPr>
+                <w:color w:val="1F2937"/>
+                <w:sz w:val="18"/>
+              </w:rPr>
+              <w:t>Lokal belastning</w:t>
+            </w:r>
+          </w:p>
+        </w:tc>
+        <w:tc>
+          <w:tcPr/>
+          <w:p>
+            <w:pPr>
+              <w:spacing w:after="0"/>
+            </w:pPr>
+            <w:r>
+              <w:rPr>
+                <w:color w:val="1F2937"/>
+                <w:sz w:val="18"/>
+              </w:rPr>
+              <w:t>Trafikk-, støy- og nabotiltak som del av bærekraftsoppfølgingen</w:t>
+            </w:r>
+          </w:p>
+        </w:tc>
+        <w:tc>
+          <w:tcPr/>
+          <w:p>
+            <w:pPr>
+              <w:spacing w:after="0"/>
+            </w:pPr>
+            <w:r>
+              <w:rPr>
+                <w:color w:val="1F2937"/>
+                <w:sz w:val="18"/>
+              </w:rPr>
+              <w:t>Antall naboklager, trafikkavvik, kollektivandel og avvik lukket</w:t>
             </w:r>
           </w:p>
         </w:tc>
@@ -4452,7 +5325,7 @@
                 <w:color w:val="1F2937"/>
                 <w:sz w:val="18"/>
               </w:rPr>
-              <w:t>Kompetanse, arrangementsmanual, læringsrapport</w:t>
+              <w:t>Kompetanse, arrangementsmanual, læringsrapport og modell for fremtidige lavterskel alpintilbud</w:t>
             </w:r>
           </w:p>
         </w:tc>
@@ -5338,7 +6211,18 @@
         <w:rPr>
           <w:sz w:val="21"/>
         </w:rPr>
-        <w:t>Foreløpig beslutning: Viderefør prosjektet til neste PRINCE2-fase med et oppdatert business case, mer presist budsjett og tydelig go/no-go-punkt senest T-6 måneder før arrangementet.</w:t>
+        <w:t>Den sosiale inkluderingsaktiviteten i Tryvann bør behandles som en egen leveranse med budsjett, produkteier, kapasitetsplan, sikkerhetsopplegg og gevinstmåling. Aktiviteten bør inngå i go/no-go-vurderingen senest T-6 måneder før arrangementet.</w:t>
+      </w:r>
+    </w:p>
+    <w:p>
+      <w:pPr>
+        <w:spacing w:after="120" w:line="276" w:lineRule="auto"/>
+      </w:pPr>
+      <w:r>
+        <w:rPr>
+          <w:sz w:val="21"/>
+        </w:rPr>
+        <w:t>Foreløpig beslutning: Viderefør prosjektet til neste PRINCE2-fase med et oppdatert business case, mer presist budsjett, tydelig plan for Tryvann-aktiviteten og tydelig go/no-go-punkt senest T-6 måneder før arrangementet.</w:t>
       </w:r>
     </w:p>
     <w:p>
